--- a/bảng đánh giá.docx
+++ b/bảng đánh giá.docx
@@ -325,19 +325,11 @@
                 <w:lang w:val="en-US"/>
               </w:rPr>
             </w:pPr>
-            <w:proofErr w:type="spellStart"/>
-            <w:r>
-              <w:rPr>
-                <w:lang w:val="en-US"/>
-              </w:rPr>
-              <w:t>Trần</w:t>
-            </w:r>
-            <w:proofErr w:type="spellEnd"/>
-            <w:r>
-              <w:rPr>
-                <w:lang w:val="en-US"/>
-              </w:rPr>
-              <w:t xml:space="preserve"> Văn Quý</w:t>
+            <w:r>
+              <w:rPr>
+                <w:lang w:val="en-US"/>
+              </w:rPr>
+              <w:t>Trần Văn Quý</w:t>
             </w:r>
           </w:p>
         </w:tc>
@@ -422,21 +414,7 @@
               <w:rPr>
                 <w:lang w:val="vi-VN"/>
               </w:rPr>
-              <w:t xml:space="preserve"> lỗi ,xuất </w:t>
-            </w:r>
-            <w:proofErr w:type="spellStart"/>
-            <w:r>
-              <w:rPr>
-                <w:lang w:val="vi-VN"/>
-              </w:rPr>
-              <w:t>pdf</w:t>
-            </w:r>
-            <w:proofErr w:type="spellEnd"/>
-            <w:r>
-              <w:rPr>
-                <w:lang w:val="vi-VN"/>
-              </w:rPr>
-              <w:t xml:space="preserve">, lên kế hoạch cho nhóm, GUI: học sinh, phụ huynh </w:t>
+              <w:t xml:space="preserve"> lỗi ,xuất pdf, lên kế hoạch cho nhóm, GUI: học sinh, phụ huynh </w:t>
             </w:r>
           </w:p>
         </w:tc>
@@ -505,7 +483,7 @@
               </w:rPr>
             </w:pPr>
             <w:r>
-              <w:t>24</w:t>
+              <w:t>26</w:t>
             </w:r>
             <w:r>
               <w:rPr>
@@ -653,47 +631,11 @@
                 <w:lang w:val="vi-VN"/>
               </w:rPr>
             </w:pPr>
-            <w:proofErr w:type="spellStart"/>
-            <w:r>
-              <w:rPr>
-                <w:lang w:val="vi-VN"/>
-              </w:rPr>
-              <w:t>Nhập,xuất</w:t>
-            </w:r>
-            <w:proofErr w:type="spellEnd"/>
-            <w:r>
-              <w:rPr>
-                <w:lang w:val="vi-VN"/>
-              </w:rPr>
-              <w:t xml:space="preserve"> </w:t>
-            </w:r>
-            <w:proofErr w:type="spellStart"/>
-            <w:r>
-              <w:rPr>
-                <w:lang w:val="vi-VN"/>
-              </w:rPr>
-              <w:t>file</w:t>
-            </w:r>
-            <w:proofErr w:type="spellEnd"/>
-            <w:r>
-              <w:rPr>
-                <w:lang w:val="vi-VN"/>
-              </w:rPr>
-              <w:t xml:space="preserve"> </w:t>
-            </w:r>
-            <w:proofErr w:type="spellStart"/>
-            <w:r>
-              <w:rPr>
-                <w:lang w:val="vi-VN"/>
-              </w:rPr>
-              <w:t>execl</w:t>
-            </w:r>
-            <w:proofErr w:type="spellEnd"/>
-            <w:r>
-              <w:rPr>
-                <w:lang w:val="vi-VN"/>
-              </w:rPr>
-              <w:t xml:space="preserve">, GUI: điểm ,hạnh kiểm ,xếp loại </w:t>
+            <w:r>
+              <w:rPr>
+                <w:lang w:val="vi-VN"/>
+              </w:rPr>
+              <w:t xml:space="preserve">Nhập,xuất file execl, GUI: điểm ,hạnh kiểm ,xếp loại </w:t>
             </w:r>
           </w:p>
         </w:tc>
@@ -762,7 +704,7 @@
               </w:rPr>
             </w:pPr>
             <w:r>
-              <w:t>20</w:t>
+              <w:t>19</w:t>
             </w:r>
             <w:r>
               <w:rPr>
@@ -914,21 +856,7 @@
               <w:rPr>
                 <w:lang w:val="vi-VN"/>
               </w:rPr>
-              <w:t xml:space="preserve">,GUI: môn, chi tiết môn ,chi tiết </w:t>
-            </w:r>
-            <w:proofErr w:type="spellStart"/>
-            <w:r>
-              <w:rPr>
-                <w:lang w:val="vi-VN"/>
-              </w:rPr>
-              <w:t>tiết</w:t>
-            </w:r>
-            <w:proofErr w:type="spellEnd"/>
-            <w:r>
-              <w:rPr>
-                <w:lang w:val="vi-VN"/>
-              </w:rPr>
-              <w:t xml:space="preserve"> học, giáo viên </w:t>
+              <w:t xml:space="preserve">,GUI: môn, chi tiết môn ,chi tiết tiết học, giáo viên </w:t>
             </w:r>
           </w:p>
         </w:tc>
@@ -997,7 +925,7 @@
               </w:rPr>
             </w:pPr>
             <w:r>
-              <w:t>20</w:t>
+              <w:t>19</w:t>
             </w:r>
             <w:r>
               <w:rPr>
@@ -1070,39 +998,23 @@
                 <w:lang w:val="en-US"/>
               </w:rPr>
             </w:pPr>
-            <w:proofErr w:type="spellStart"/>
-            <w:proofErr w:type="gramStart"/>
-            <w:r>
-              <w:rPr>
-                <w:lang w:val="en-US"/>
-              </w:rPr>
-              <w:t>Đỗ</w:t>
-            </w:r>
-            <w:proofErr w:type="spellEnd"/>
-            <w:r>
-              <w:rPr>
-                <w:lang w:val="en-US"/>
+            <w:r>
+              <w:rPr>
+                <w:lang w:val="en-US"/>
+              </w:rPr>
+              <w:t xml:space="preserve">Đỗ </w:t>
+            </w:r>
+            <w:r>
+              <w:rPr>
+                <w:lang w:val="vi-VN"/>
               </w:rPr>
               <w:t xml:space="preserve"> </w:t>
             </w:r>
             <w:r>
               <w:rPr>
-                <w:lang w:val="vi-VN"/>
-              </w:rPr>
-              <w:t xml:space="preserve"> </w:t>
-            </w:r>
-            <w:r>
-              <w:rPr>
-                <w:lang w:val="en-US"/>
-              </w:rPr>
-              <w:t>Xuân</w:t>
-            </w:r>
-            <w:proofErr w:type="gramEnd"/>
-            <w:r>
-              <w:rPr>
-                <w:lang w:val="en-US"/>
-              </w:rPr>
-              <w:t xml:space="preserve"> Quý Dương</w:t>
+                <w:lang w:val="en-US"/>
+              </w:rPr>
+              <w:t>Xuân Quý Dương</w:t>
             </w:r>
           </w:p>
         </w:tc>
@@ -1164,56 +1076,18 @@
                 <w:lang w:val="vi-VN"/>
               </w:rPr>
             </w:pPr>
-            <w:proofErr w:type="spellStart"/>
             <w:r>
               <w:rPr>
                 <w:lang w:val="en-US"/>
               </w:rPr>
               <w:t>Thiết</w:t>
             </w:r>
-            <w:proofErr w:type="spellEnd"/>
-            <w:r>
-              <w:rPr>
-                <w:lang w:val="vi-VN"/>
-              </w:rPr>
-              <w:t xml:space="preserve"> kế </w:t>
-            </w:r>
-            <w:proofErr w:type="spellStart"/>
-            <w:r>
-              <w:rPr>
-                <w:lang w:val="vi-VN"/>
-              </w:rPr>
-              <w:t>database</w:t>
-            </w:r>
-            <w:proofErr w:type="spellEnd"/>
-            <w:r>
-              <w:rPr>
-                <w:lang w:val="vi-VN"/>
-              </w:rPr>
-              <w:t xml:space="preserve">, thiết kế </w:t>
-            </w:r>
-            <w:proofErr w:type="spellStart"/>
-            <w:r>
-              <w:rPr>
-                <w:lang w:val="vi-VN"/>
-              </w:rPr>
-              <w:t>erd</w:t>
-            </w:r>
-            <w:proofErr w:type="spellEnd"/>
-            <w:r>
-              <w:rPr>
-                <w:lang w:val="vi-VN"/>
-              </w:rPr>
-              <w:t xml:space="preserve">, giao diện đăng nhập, GUI: lớp, </w:t>
-            </w:r>
-            <w:proofErr w:type="spellStart"/>
-            <w:r>
-              <w:rPr>
-                <w:lang w:val="vi-VN"/>
-              </w:rPr>
-              <w:t>tkb</w:t>
-            </w:r>
-            <w:proofErr w:type="spellEnd"/>
+            <w:r>
+              <w:rPr>
+                <w:lang w:val="vi-VN"/>
+              </w:rPr>
+              <w:t xml:space="preserve"> kế database, thiết kế erd, giao diện đăng nhập, GUI: lớp, tkb</w:t>
+            </w:r>
           </w:p>
         </w:tc>
         <w:tc>
@@ -1354,33 +1228,11 @@
                 <w:lang w:val="en-US"/>
               </w:rPr>
             </w:pPr>
-            <w:proofErr w:type="spellStart"/>
-            <w:r>
-              <w:rPr>
-                <w:lang w:val="en-US"/>
-              </w:rPr>
-              <w:t>Trần</w:t>
-            </w:r>
-            <w:proofErr w:type="spellEnd"/>
-            <w:r>
-              <w:rPr>
-                <w:lang w:val="en-US"/>
-              </w:rPr>
-              <w:t xml:space="preserve"> </w:t>
-            </w:r>
-            <w:proofErr w:type="spellStart"/>
-            <w:r>
-              <w:rPr>
-                <w:lang w:val="en-US"/>
-              </w:rPr>
-              <w:t>Tấn</w:t>
-            </w:r>
-            <w:proofErr w:type="spellEnd"/>
-            <w:r>
-              <w:rPr>
-                <w:lang w:val="en-US"/>
-              </w:rPr>
-              <w:t xml:space="preserve"> Kiệt</w:t>
+            <w:r>
+              <w:rPr>
+                <w:lang w:val="en-US"/>
+              </w:rPr>
+              <w:t>Trần Tấn Kiệt</w:t>
             </w:r>
           </w:p>
         </w:tc>
@@ -1451,33 +1303,17 @@
                 <w:lang w:val="vi-VN"/>
               </w:rPr>
             </w:pPr>
-            <w:proofErr w:type="spellStart"/>
             <w:r>
               <w:rPr>
                 <w:lang w:val="en-US"/>
               </w:rPr>
               <w:t>Thiết</w:t>
             </w:r>
-            <w:proofErr w:type="spellEnd"/>
-            <w:r>
-              <w:rPr>
-                <w:lang w:val="vi-VN"/>
-              </w:rPr>
-              <w:t xml:space="preserve"> kế </w:t>
-            </w:r>
-            <w:proofErr w:type="spellStart"/>
-            <w:r>
-              <w:rPr>
-                <w:lang w:val="vi-VN"/>
-              </w:rPr>
-              <w:t>panel</w:t>
-            </w:r>
-            <w:proofErr w:type="spellEnd"/>
-            <w:r>
-              <w:rPr>
-                <w:lang w:val="vi-VN"/>
-              </w:rPr>
-              <w:t xml:space="preserve"> thống kê điểm, hạnh kiểm, GUI: năm học, học kỳ </w:t>
+            <w:r>
+              <w:rPr>
+                <w:lang w:val="vi-VN"/>
+              </w:rPr>
+              <w:t xml:space="preserve"> kế panel thống kê điểm, hạnh kiểm, GUI: năm học, học kỳ </w:t>
             </w:r>
           </w:p>
         </w:tc>
